--- a/latex/Response to Reviewer Comments 2.docx
+++ b/latex/Response to Reviewer Comments 2.docx
@@ -56,7 +56,13 @@
         <w:t>miscommunication</w:t>
       </w:r>
       <w:r>
-        <w:t xml:space="preserve">. Although section 4.4 is titled “WAR Persistence and Scheme Obsolescence”, my intent behind this section was to note the explicit lack of evidence for persistence. I agree that the worse R2 value (compared to Voros McCracken) is evidence for a </w:t>
+        <w:t xml:space="preserve">. Although section 4.4 is titled “WAR Persistence and Scheme Obsolescence”, my intent behind this section was to note the explicit lack of evidence for persistence. I agree that the worse R2 value (compared to Voros McCracken) is evidence </w:t>
+      </w:r>
+      <w:r>
+        <w:t>of</w:t>
+      </w:r>
+      <w:r>
+        <w:t xml:space="preserve"> a </w:t>
       </w:r>
       <w:r>
         <w:t>lack</w:t>
@@ -193,19 +199,7 @@
         <w:t>‘</w:t>
       </w:r>
       <w:r>
-        <w:t>…</w:t>
-      </w:r>
-      <w:r>
-        <w:t>making the median coach a more appropriate baseline...</w:t>
-      </w:r>
-      <w:r>
-        <w:t>’</w:t>
-      </w:r>
-      <w:r>
-        <w:t>: I'm not following this argument. Because coach's tenure are shorter than player's careers on average we use the median? Why?</w:t>
-      </w:r>
-      <w:r>
-        <w:t>”</w:t>
+        <w:t>…making the median coach a more appropriate baseline...’: I'm not following this argument. Because coach's tenure are shorter than player's careers on average we use the median? Why?”</w:t>
       </w:r>
     </w:p>
     <w:p>
@@ -245,13 +239,7 @@
         <w:t xml:space="preserve">them with another coordinator, an ex-HC, or a </w:t>
       </w:r>
       <w:r>
-        <w:t>top college coach. The median across hired coaches approximates the</w:t>
-      </w:r>
-      <w:r>
-        <w:t xml:space="preserve"> </w:t>
-      </w:r>
-      <w:r>
-        <w:t>realistic alternative</w:t>
+        <w:t>top college coach. The median across hired coaches approximates the realistic alternative</w:t>
       </w:r>
       <w:r>
         <w:t xml:space="preserve">. A low-percentile baseline would model a replacement that is far less commonly hired in practice. </w:t>
@@ -267,13 +255,7 @@
         <w:jc w:val="both"/>
       </w:pPr>
       <w:r>
-        <w:t>“</w:t>
-      </w:r>
-      <w:r>
-        <w:t>Did you control for inflation when you imputed the early-era salaries?</w:t>
-      </w:r>
-      <w:r>
-        <w:t>”</w:t>
+        <w:t>“Did you control for inflation when you imputed the early-era salaries?”</w:t>
       </w:r>
     </w:p>
     <w:p>
@@ -291,6 +273,9 @@
       <w:r>
         <w:t>Imputation was done on these salary cap share figures.</w:t>
       </w:r>
+      <w:r>
+        <w:t xml:space="preserve"> </w:t>
+      </w:r>
     </w:p>
     <w:p>
       <w:pPr>
@@ -302,10 +287,7 @@
         <w:jc w:val="both"/>
       </w:pPr>
       <w:r>
-        <w:t>“</w:t>
-      </w:r>
-      <w:r>
-        <w:t>Was the allocation of coaches to test/train *random*?</w:t>
+        <w:t>“Was the allocation of coaches to test/train *random*?</w:t>
       </w:r>
     </w:p>
     <w:p>
@@ -356,10 +338,25 @@
         <w:t>not the entire story</w:t>
       </w:r>
       <w:r>
+        <w:t>,</w:t>
+      </w:r>
+      <w:r>
         <w:t xml:space="preserve"> and why it is important to discuss the “Franchise Quarterback Effect”. </w:t>
       </w:r>
       <w:r>
-        <w:t>Moreover, I believe it is fair for the coach to benefit from the development of their players.</w:t>
+        <w:t>Moreover, I believe it is fair for the coach</w:t>
+      </w:r>
+      <w:r>
+        <w:t>’s WAR values</w:t>
+      </w:r>
+      <w:r>
+        <w:t xml:space="preserve"> to benefit from the development of their players</w:t>
+      </w:r>
+      <w:r>
+        <w:t xml:space="preserve"> under their tenure</w:t>
+      </w:r>
+      <w:r>
+        <w:t>.</w:t>
       </w:r>
     </w:p>
     <w:p>
@@ -370,43 +367,13 @@
         <w:t>4. "</w:t>
       </w:r>
       <w:r>
-        <w:t>Imputation leakage. Did you split the data before applying SVD matrix completion</w:t>
-      </w:r>
-      <w:r>
-        <w:t xml:space="preserve"> </w:t>
-      </w:r>
-      <w:r>
-        <w:t>to perform imputation? This was not clear from reading Section 3.3. It was only</w:t>
-      </w:r>
-      <w:r>
-        <w:t xml:space="preserve"> </w:t>
-      </w:r>
-      <w:r>
-        <w:t xml:space="preserve">stated that data </w:t>
+        <w:t xml:space="preserve">Imputation leakage. Did you split the data before applying SVD matrix completion to perform imputation? This was not clear from reading Section 3.3. It was only stated that data </w:t>
       </w:r>
       <w:r>
         <w:t>splitting</w:t>
       </w:r>
       <w:r>
-        <w:t xml:space="preserve"> was done for hyperparameter tuning, but not for imputation</w:t>
-      </w:r>
-      <w:r>
-        <w:t xml:space="preserve"> </w:t>
-      </w:r>
-      <w:r>
-        <w:t>in the paragraph before. Please elaborate more on this. My concern is that if</w:t>
-      </w:r>
-      <w:r>
-        <w:t xml:space="preserve"> </w:t>
-      </w:r>
-      <w:r>
-        <w:t>the imputation is performed first on the full data, and then the imputed data is</w:t>
-      </w:r>
-      <w:r>
-        <w:t xml:space="preserve"> </w:t>
-      </w:r>
-      <w:r>
-        <w:t>partitioned into train/test split for model tuning, then there’s a data leakage issue.</w:t>
+        <w:t xml:space="preserve"> was done for hyperparameter tuning, but not for imputation in the paragraph before. Please elaborate more on this. My concern is that if the imputation is performed first on the full data, and then the imputed data is partitioned into train/test split for model tuning, then there’s a data leakage issue.</w:t>
       </w:r>
       <w:r>
         <w:t>"</w:t>
@@ -434,7 +401,7 @@
         <w:t>; thank you for th</w:t>
       </w:r>
       <w:r>
-        <w:t>is</w:t>
+        <w:t>e</w:t>
       </w:r>
       <w:r>
         <w:t xml:space="preserve"> push in the right direction. </w:t>
@@ -455,14 +422,17 @@
         <w:t xml:space="preserve"> while</w:t>
       </w:r>
       <w:r>
-        <w:t xml:space="preserve"> the range of point estimates widened, the Spearman correlation between the previous run and the corrected run </w:t>
+        <w:t xml:space="preserve"> the range of point estimates </w:t>
       </w:r>
       <w:r>
         <w:lastRenderedPageBreak/>
-        <w:t xml:space="preserve">was </w:t>
-      </w:r>
-      <w:r>
-        <w:t>&gt;.95</w:t>
+        <w:t xml:space="preserve">widened, the Spearman correlation between the previous run and the corrected run was </w:t>
+      </w:r>
+      <w:r>
+        <w:t>&gt;.9</w:t>
+      </w:r>
+      <w:r>
+        <w:t>5</w:t>
       </w:r>
       <w:r>
         <w:t>, so the relative performance ranking between coaches did not shift. This also means that there were limited downstream effects on subsequent analysis.</w:t>
@@ -477,7 +447,13 @@
         <w:t xml:space="preserve"> the conclusions of the paper</w:t>
       </w:r>
       <w:r>
-        <w:t xml:space="preserve"> beyond worse model generalizability</w:t>
+        <w:t xml:space="preserve"> </w:t>
+      </w:r>
+      <w:r>
+        <w:t>outside of</w:t>
+      </w:r>
+      <w:r>
+        <w:t xml:space="preserve"> worse model generalizability</w:t>
       </w:r>
       <w:r>
         <w:t>.</w:t>
@@ -494,40 +470,65 @@
     </w:p>
     <w:p>
       <w:pPr>
+        <w:pStyle w:val="ListParagraph"/>
+        <w:numPr>
+          <w:ilvl w:val="0"/>
+          <w:numId w:val="7"/>
+        </w:numPr>
         <w:jc w:val="both"/>
       </w:pPr>
       <w:r>
+        <w:t>Even though the R2 dropped, I still believe there is validity to the results due to the noise associated with a 16/17-game season. E</w:t>
+      </w:r>
+      <w:r>
+        <w:t>ven a model</w:t>
+      </w:r>
+      <w:r>
+        <w:t xml:space="preserve"> </w:t>
+      </w:r>
+      <w:r>
+        <w:t xml:space="preserve">that knew each team's true win probability exactly would still incur a root-mean-squared error of </w:t>
+      </w:r>
+      <w:r>
+        <w:t>~</w:t>
+      </w:r>
+      <w:r>
+        <w:t xml:space="preserve">1.94 wins from binomial variation alone. </w:t>
+      </w:r>
+      <w:r>
+        <w:t>This</w:t>
+      </w:r>
+      <w:r>
+        <w:t xml:space="preserve"> model's test RMSE of </w:t>
+      </w:r>
+      <w:r>
+        <w:t>~</w:t>
+      </w:r>
+      <w:r>
+        <w:t xml:space="preserve">2.5 wins per season sits only modestly above this floor, indicating that most of the unexplained variance reflects single-season luck rather than a failure to capture coaching signal. Because that noise is independent across seasons, it averages out under career aggregation (a coach's mean-WAR standard error shrinks </w:t>
+      </w:r>
+      <w:r>
+        <w:t xml:space="preserve">as the sample grows, </w:t>
+      </w:r>
+      <w:r>
+        <w:t xml:space="preserve">so the career-level rankings and confidence intervals that anchor </w:t>
+      </w:r>
+      <w:r>
+        <w:t>the</w:t>
+      </w:r>
+      <w:r>
+        <w:t xml:space="preserve"> conclusions retain their validity.</w:t>
+      </w:r>
+    </w:p>
+    <w:p>
+      <w:pPr>
+        <w:jc w:val="both"/>
+      </w:pPr>
+      <w:r>
         <w:t>5. "</w:t>
       </w:r>
       <w:r>
-        <w:t>Temporal leakage. Your dataset spans 1970–2024, but the split is by coach rather</w:t>
-      </w:r>
-      <w:r>
-        <w:t xml:space="preserve"> </w:t>
-      </w:r>
-      <w:r>
-        <w:t>than time. This means the model may train on future seasons and test on earlier</w:t>
-      </w:r>
-      <w:r>
-        <w:t xml:space="preserve"> </w:t>
-      </w:r>
-      <w:r>
-        <w:t>seasons. This could be problematic because many features likely encode league</w:t>
-      </w:r>
-      <w:r>
-        <w:t xml:space="preserve"> </w:t>
-      </w:r>
-      <w:r>
-        <w:t xml:space="preserve">evolution. Have you thought of this issue and considered an alternative </w:t>
-      </w:r>
-      <w:r>
-        <w:t xml:space="preserve">splitting </w:t>
-      </w:r>
-      <w:r>
-        <w:t>strategy</w:t>
-      </w:r>
-      <w:r>
-        <w:t>?</w:t>
+        <w:t>Temporal leakage. Your dataset spans 1970–2024, but the split is by coach rather than time. This means the model may train on future seasons and test on earlier seasons. This could be problematic because many features likely encode league evolution. Have you thought of this issue and considered an alternative splitting strategy?</w:t>
       </w:r>
       <w:r>
         <w:t>"</w:t>
@@ -633,37 +634,7 @@
         <w:t>6. "</w:t>
       </w:r>
       <w:r>
-        <w:t>Multiple testing. You are evaluating many coaches simultaneously, but the intervals</w:t>
-      </w:r>
-      <w:r>
-        <w:t xml:space="preserve"> </w:t>
-      </w:r>
-      <w:r>
-        <w:t>in Tables 1 and 2 are marginal 95% intervals, not family-wise intervals. Thus these</w:t>
-      </w:r>
-      <w:r>
-        <w:t xml:space="preserve"> </w:t>
-      </w:r>
-      <w:r>
-        <w:t>intervals are not adjusted for pairwise comparisons, and the results may implicitly</w:t>
-      </w:r>
-      <w:r>
-        <w:t xml:space="preserve"> </w:t>
-      </w:r>
-      <w:r>
-        <w:t>encourage invalid comparisons between coaches. This issue should be addressed by</w:t>
-      </w:r>
-      <w:r>
-        <w:t xml:space="preserve"> </w:t>
-      </w:r>
-      <w:r>
-        <w:t>accounting for multiple testing (unless if it’s already been accounted for, then please</w:t>
-      </w:r>
-      <w:r>
-        <w:t xml:space="preserve"> </w:t>
-      </w:r>
-      <w:r>
-        <w:t>indicate this clearly in the paper.)</w:t>
+        <w:t>Multiple testing. You are evaluating many coaches simultaneously, but the intervals in Tables 1 and 2 are marginal 95% intervals, not family-wise intervals. Thus these intervals are not adjusted for pairwise comparisons, and the results may implicitly encourage invalid comparisons between coaches. This issue should be addressed by accounting for multiple testing (unless if it’s already been accounted for, then please indicate this clearly in the paper.)</w:t>
       </w:r>
       <w:r>
         <w:t>"</w:t>
@@ -679,6 +650,7 @@
         <w:jc w:val="both"/>
       </w:pPr>
       <w:r>
+        <w:lastRenderedPageBreak/>
         <w:t xml:space="preserve">I added global-scope Benjamini–Hochberg FDR corrections to all statistical tests. </w:t>
       </w:r>
     </w:p>
@@ -703,31 +675,7 @@
         <w:t>7. "</w:t>
       </w:r>
       <w:r>
-        <w:t>Modeling approach. In addition to XGBoost, have you considered other models?</w:t>
-      </w:r>
-      <w:r>
-        <w:t xml:space="preserve"> </w:t>
-      </w:r>
-      <w:r>
-        <w:t>For instance, multilevel models are popular in the WAR literature (see, e.g., Yurko</w:t>
-      </w:r>
-      <w:r>
-        <w:t xml:space="preserve"> </w:t>
-      </w:r>
-      <w:r>
-        <w:t>et al. (2019)), especially due to the non-iid nature of sports data. Please provide</w:t>
-      </w:r>
-      <w:r>
-        <w:t xml:space="preserve"> </w:t>
-      </w:r>
-      <w:r>
-        <w:t>clear justification of why the XGBoost approach is more favorable compared to other</w:t>
-      </w:r>
-      <w:r>
-        <w:t xml:space="preserve"> </w:t>
-      </w:r>
-      <w:r>
-        <w:t>alternatives.</w:t>
+        <w:t>Modeling approach. In addition to XGBoost, have you considered other models? For instance, multilevel models are popular in the WAR literature (see, e.g., Yurko et al. (2019)), especially due to the non-iid nature of sports data. Please provide clear justification of why the XGBoost approach is more favorable compared to other alternatives.</w:t>
       </w:r>
       <w:r>
         <w:t>"</w:t>
@@ -754,11 +702,7 @@
         <w:jc w:val="both"/>
       </w:pPr>
       <w:r>
-        <w:lastRenderedPageBreak/>
-        <w:t>8</w:t>
-      </w:r>
-      <w:r>
-        <w:t>. "</w:t>
+        <w:t>8. "</w:t>
       </w:r>
       <w:r>
         <w:t>Section 4.4 on "WAR Persistence" is an important one, in seeking to understand the balance between repeatable skill (coach quality) versus random effects, and the analysis seems appropriate. My only concern here is in describing the regression toward the mean as "Scheme Obsolescence". In the opinion of this reviewer, the evolution of offensive &amp; defensive strategies in the NFL is not so rapid that a great deal of "X's and O's" coaching skill would be undone in a single season. For this reason, I am more inclined to view the low degree of persistence in WAR from one season to the next as primarily due to unobserved random effects, rather than schematic evolution mitigating coach play-calling strengths/weaknesses</w:t>
